--- a/prompts/Some_Of_You_Need_To_Go_To_Church_120_Reels.docx
+++ b/prompts/Some_Of_You_Need_To_Go_To_Church_120_Reels.docx
@@ -4619,7 +4619,7 @@
         <w:pStyle w:val="Heading1"/>
       </w:pPr>
       <w:r>
-        <w:t>74. Easter Brunch — 51-year-old American woman with a neat ponytail</w:t>
+        <w:t>74. Easter Ham Dinner — 51-year-old American woman with a neat ponytail</w:t>
       </w:r>
     </w:p>
     <w:p>
@@ -4663,7 +4663,7 @@
         <w:t xml:space="preserve">IMAGE PROMPT: </w:t>
       </w:r>
       <w:r>
-        <w:t>Use the attached mockup image as the EXACT T-shirt reference: the shirt in the image must be the shirt the person wears, unchanged. Preserve the exact wording “SERIOUSLY, SOME OF YOU / PEOPLE NEED TO / GO TO CHURCH. / ———— / I DON'T WANT YOU IN / HELL / WITH ME.”, the same typography, ink colours and graphic layout (white tall narrow caps, GO TO CHURCH bold, orange-red divider bar, huge wide orange-red HELL), and the same black T-shirt presentation. Do not change, rewrite, shorten, add, remove, or rearrange any wording. Create a highly photorealistic 51-year-old American woman with a neat ponytail in a realistic American setting at an easter brunch. The person is holding a deviled egg. Natural age-appropriate appearance, realistic skin texture, authentic hair, natural facial expression, realistic black cotton T-shirt with visible fabric weave and natural folds. The T-shirt and its graphic are the MAIN FOCUS. Keep the entire front design clearly visible, centered, sharp and readable. Real-life commercial lifestyle photography, natural lighting, realistic background, subtle depth of field, believable American environment, authentic camera perspective. IMAGE SIZE: 9:16 VERTICAL. No text anywhere except the shirt print itself: no logo, no watermark, no QR code, no altered typography, no additional graphic.</w:t>
+        <w:t>Use the attached mockup image as the EXACT T-shirt reference: the shirt in the image must be the shirt the person wears, unchanged. Preserve the exact wording “SERIOUSLY, SOME OF YOU / PEOPLE NEED TO / GO TO CHURCH. / ———— / I DON'T WANT YOU IN / HELL / WITH ME.”, the same typography, ink colours and graphic layout (white tall narrow caps, GO TO CHURCH bold, orange-red divider bar, huge wide orange-red HELL), and the same black T-shirt presentation. Do not change, rewrite, shorten, add, remove, or rearrange any wording. Create a highly photorealistic 51-year-old American woman with a neat ponytail in a realistic American setting at an easter ham dinner. The person is holding a deviled egg. Natural age-appropriate appearance, realistic skin texture, authentic hair, natural facial expression, realistic black cotton T-shirt with visible fabric weave and natural folds. The T-shirt and its graphic are the MAIN FOCUS. Keep the entire front design clearly visible, centered, sharp and readable. Real-life commercial lifestyle photography, natural lighting, realistic background, subtle depth of field, believable American environment, authentic camera perspective. IMAGE SIZE: 9:16 VERTICAL. No text anywhere except the shirt print itself: no logo, no watermark, no QR code, no altered typography, no additional graphic.</w:t>
       </w:r>
     </w:p>
     <w:p>
@@ -4674,7 +4674,7 @@
         <w:t xml:space="preserve">VIDEO PROMPT: </w:t>
       </w:r>
       <w:r>
-        <w:t>Create a 10-second photorealistic 9:16 vertical USA lifestyle Reel that looks like genuine footage captured by a real person on a modern smartphone camera, not an AI-generated video. You MUST use the attached mockup image as the exact T-shirt: the person wears that exact shirt, with the identical graphic, wording, typography, ink colours and layout from the attached image, nothing redrawn or invented. Location: easter brunch. Main subject: 51-year-old American woman with a neat ponytail wearing the exact T-shirt from the attached mockup image. Preserve the exact printed wording “SERIOUSLY, SOME OF YOU / PEOPLE NEED TO / GO TO CHURCH. / ———— / I DON'T WANT YOU IN / HELL / WITH ME.”. The person is holding a deviled egg. They speak naturally and spend most of the dialogue talking specifically about the T-shirt: “I'm just looking out for you. The orange-red pops against the black cotton.” Then they point to each line one by one. Keep the T-shirt as the visual MAIN FOCUS for most of the 10 seconds. The camera should provide a clear front view of the complete graphic, with natural slight handheld movement and realistic autofocus. The person may gently point to, touch, straighten, or display the shirt while talking about its design, message, bold lettering, joke appeal, or gift value. Use natural American voice, realistic lip sync, authentic body movement, real cotton fabric behavior, natural wrinkles and folds, realistic lighting, and location-appropriate ambient sound. Include a friend off-camera laughing and saying "No way," mixed with natural ambient sound. Make it feel like a real lifestyle Reel filmed in America. IMAGE/VIDEO FRAME: 9:16 VERTICAL. No CGI look, no 3D render, no cartoon, no plastic fabric, no artificial smooth movement, no distorted hands, no extra fingers, no altered wording, no added text, no captions or subtitles, no logo, no watermark, no QR code.</w:t>
+        <w:t>Create a 10-second photorealistic 9:16 vertical USA lifestyle Reel that looks like genuine footage captured by a real person on a modern smartphone camera, not an AI-generated video. You MUST use the attached mockup image as the exact T-shirt: the person wears that exact shirt, with the identical graphic, wording, typography, ink colours and layout from the attached image, nothing redrawn or invented. Location: easter ham dinner. Main subject: 51-year-old American woman with a neat ponytail wearing the exact T-shirt from the attached mockup image. Preserve the exact printed wording “SERIOUSLY, SOME OF YOU / PEOPLE NEED TO / GO TO CHURCH. / ———— / I DON'T WANT YOU IN / HELL / WITH ME.”. The person is holding a deviled egg. They speak naturally and spend most of the dialogue talking specifically about the T-shirt: “I'm just looking out for you. The orange-red pops against the black cotton.” Then they point to each line one by one. Keep the T-shirt as the visual MAIN FOCUS for most of the 10 seconds. The camera should provide a clear front view of the complete graphic, with natural slight handheld movement and realistic autofocus. The person may gently point to, touch, straighten, or display the shirt while talking about its design, message, bold lettering, joke appeal, or gift value. Use natural American voice, realistic lip sync, authentic body movement, real cotton fabric behavior, natural wrinkles and folds, realistic lighting, and location-appropriate ambient sound. Include a friend off-camera laughing and saying "No way," mixed with natural ambient sound. Make it feel like a real lifestyle Reel filmed in America. IMAGE/VIDEO FRAME: 9:16 VERTICAL. No CGI look, no 3D render, no cartoon, no plastic fabric, no artificial smooth movement, no distorted hands, no extra fingers, no altered wording, no added text, no captions or subtitles, no logo, no watermark, no QR code.</w:t>
       </w:r>
     </w:p>
     <w:p>
@@ -6761,7 +6761,7 @@
         <w:pStyle w:val="Heading1"/>
       </w:pPr>
       <w:r>
-        <w:t>108. Barbecue Smoker — 55-year-old American woman with long dark braids</w:t>
+        <w:t>108. Offset Smoker Yard — 55-year-old American woman with long dark braids</w:t>
       </w:r>
     </w:p>
     <w:p>
@@ -6805,7 +6805,7 @@
         <w:t xml:space="preserve">IMAGE PROMPT: </w:t>
       </w:r>
       <w:r>
-        <w:t>Use the attached mockup image as the EXACT T-shirt reference: the shirt in the image must be the shirt the person wears, unchanged. Preserve the exact wording “SERIOUSLY, SOME OF YOU / PEOPLE NEED TO / GO TO CHURCH. / ———— / I DON'T WANT YOU IN / HELL / WITH ME.”, the same typography, ink colours and graphic layout (white tall narrow caps, GO TO CHURCH bold, orange-red divider bar, huge wide orange-red HELL), and the same black T-shirt presentation. Do not change, rewrite, shorten, add, remove, or rearrange any wording. Create a highly photorealistic 55-year-old American woman with long dark braids in a realistic American setting at a barbecue smoker. The person is opening the smoker in a cloud of smoke. Natural age-appropriate appearance, realistic skin texture, authentic hair, natural facial expression, realistic black cotton T-shirt with visible fabric weave and natural folds. The T-shirt and its graphic are the MAIN FOCUS. Keep the entire front design clearly visible, centered, sharp and readable. Real-life commercial lifestyle photography, natural lighting, realistic background, subtle depth of field, believable American environment, authentic camera perspective. IMAGE SIZE: 9:16 VERTICAL. No text anywhere except the shirt print itself: no logo, no watermark, no QR code, no altered typography, no additional graphic.</w:t>
+        <w:t>Use the attached mockup image as the EXACT T-shirt reference: the shirt in the image must be the shirt the person wears, unchanged. Preserve the exact wording “SERIOUSLY, SOME OF YOU / PEOPLE NEED TO / GO TO CHURCH. / ———— / I DON'T WANT YOU IN / HELL / WITH ME.”, the same typography, ink colours and graphic layout (white tall narrow caps, GO TO CHURCH bold, orange-red divider bar, huge wide orange-red HELL), and the same black T-shirt presentation. Do not change, rewrite, shorten, add, remove, or rearrange any wording. Create a highly photorealistic 55-year-old American woman with long dark braids in a realistic American setting at an offset smoker yard. The person is opening the smoker in a cloud of smoke. Natural age-appropriate appearance, realistic skin texture, authentic hair, natural facial expression, realistic black cotton T-shirt with visible fabric weave and natural folds. The T-shirt and its graphic are the MAIN FOCUS. Keep the entire front design clearly visible, centered, sharp and readable. Real-life commercial lifestyle photography, natural lighting, realistic background, subtle depth of field, believable American environment, authentic camera perspective. IMAGE SIZE: 9:16 VERTICAL. No text anywhere except the shirt print itself: no logo, no watermark, no QR code, no altered typography, no additional graphic.</w:t>
       </w:r>
     </w:p>
     <w:p>
@@ -6816,7 +6816,7 @@
         <w:t xml:space="preserve">VIDEO PROMPT: </w:t>
       </w:r>
       <w:r>
-        <w:t>Create a 10-second photorealistic 9:16 vertical USA lifestyle Reel that looks like genuine footage captured by a real person on a modern smartphone camera, not an AI-generated video. You MUST use the attached mockup image as the exact T-shirt: the person wears that exact shirt, with the identical graphic, wording, typography, ink colours and layout from the attached image, nothing redrawn or invented. Location: barbecue smoker. Main subject: 55-year-old American woman with long dark braids wearing the exact T-shirt from the attached mockup image. Preserve the exact printed wording “SERIOUSLY, SOME OF YOU / PEOPLE NEED TO / GO TO CHURCH. / ———— / I DON'T WANT YOU IN / HELL / WITH ME.”. The person is opening the smoker in a cloud of smoke. They speak naturally and spend most of the dialogue talking specifically about the T-shirt: “I want good company, just not there. Still looks sharp after a lot of washes.” Then they laugh, look off-camera, and look back at the lens. Keep the T-shirt as the visual MAIN FOCUS for most of the 10 seconds. The camera should provide a clear front view of the complete graphic, with natural slight handheld movement and realistic autofocus. The person may gently point to, touch, straighten, or display the shirt while talking about its design, message, bold lettering, joke appeal, or gift value. Use natural American voice, realistic lip sync, authentic body movement, real cotton fabric behavior, natural wrinkles and folds, realistic lighting, and location-appropriate ambient sound. Background audio has natural chuckles from nearby adults, real and unpolished, not a laugh track. Make it feel like a real lifestyle Reel filmed in America. IMAGE/VIDEO FRAME: 9:16 VERTICAL. No CGI look, no 3D render, no cartoon, no plastic fabric, no artificial smooth movement, no distorted hands, no extra fingers, no altered wording, no added text, no captions or subtitles, no logo, no watermark, no QR code.</w:t>
+        <w:t>Create a 10-second photorealistic 9:16 vertical USA lifestyle Reel that looks like genuine footage captured by a real person on a modern smartphone camera, not an AI-generated video. You MUST use the attached mockup image as the exact T-shirt: the person wears that exact shirt, with the identical graphic, wording, typography, ink colours and layout from the attached image, nothing redrawn or invented. Location: offset smoker yard. Main subject: 55-year-old American woman with long dark braids wearing the exact T-shirt from the attached mockup image. Preserve the exact printed wording “SERIOUSLY, SOME OF YOU / PEOPLE NEED TO / GO TO CHURCH. / ———— / I DON'T WANT YOU IN / HELL / WITH ME.”. The person is opening the smoker in a cloud of smoke. They speak naturally and spend most of the dialogue talking specifically about the T-shirt: “I want good company, just not there. Still looks sharp after a lot of washes.” Then they laugh, look off-camera, and look back at the lens. Keep the T-shirt as the visual MAIN FOCUS for most of the 10 seconds. The camera should provide a clear front view of the complete graphic, with natural slight handheld movement and realistic autofocus. The person may gently point to, touch, straighten, or display the shirt while talking about its design, message, bold lettering, joke appeal, or gift value. Use natural American voice, realistic lip sync, authentic body movement, real cotton fabric behavior, natural wrinkles and folds, realistic lighting, and location-appropriate ambient sound. Background audio has natural chuckles from nearby adults, real and unpolished, not a laugh track. Make it feel like a real lifestyle Reel filmed in America. IMAGE/VIDEO FRAME: 9:16 VERTICAL. No CGI look, no 3D render, no cartoon, no plastic fabric, no artificial smooth movement, no distorted hands, no extra fingers, no altered wording, no added text, no captions or subtitles, no logo, no watermark, no QR code.</w:t>
       </w:r>
     </w:p>
     <w:p>
@@ -7139,7 +7139,7 @@
         <w:pStyle w:val="Heading1"/>
       </w:pPr>
       <w:r>
-        <w:t>114. HOA Meeting — 30-year-old American man with a bright smile and laugh lines</w:t>
+        <w:t>114. Condo Board Meeting — 30-year-old American man with a bright smile and laugh lines</w:t>
       </w:r>
     </w:p>
     <w:p>
@@ -7183,7 +7183,7 @@
         <w:t xml:space="preserve">IMAGE PROMPT: </w:t>
       </w:r>
       <w:r>
-        <w:t>Use the attached mockup image as the EXACT T-shirt reference: the shirt in the image must be the shirt the person wears, unchanged. Preserve the exact wording “SERIOUSLY, SOME OF YOU / PEOPLE NEED TO / GO TO CHURCH. / ———— / I DON'T WANT YOU IN / HELL / WITH ME.”, the same typography, ink colours and graphic layout (white tall narrow caps, GO TO CHURCH bold, orange-red divider bar, huge wide orange-red HELL), and the same black T-shirt presentation. Do not change, rewrite, shorten, add, remove, or rearrange any wording. Create a highly photorealistic 30-year-old American man with a bright smile and laugh lines in a realistic American setting at a HOA meeting. The person is raising a hand. Natural age-appropriate appearance, realistic skin texture, authentic hair, natural facial expression, realistic black cotton T-shirt with visible fabric weave and natural folds. The T-shirt and its graphic are the MAIN FOCUS. Keep the entire front design clearly visible, centered, sharp and readable. Real-life commercial lifestyle photography, natural lighting, realistic background, subtle depth of field, believable American environment, authentic camera perspective. IMAGE SIZE: 9:16 VERTICAL. No text anywhere except the shirt print itself: no logo, no watermark, no QR code, no altered typography, no additional graphic.</w:t>
+        <w:t>Use the attached mockup image as the EXACT T-shirt reference: the shirt in the image must be the shirt the person wears, unchanged. Preserve the exact wording “SERIOUSLY, SOME OF YOU / PEOPLE NEED TO / GO TO CHURCH. / ———— / I DON'T WANT YOU IN / HELL / WITH ME.”, the same typography, ink colours and graphic layout (white tall narrow caps, GO TO CHURCH bold, orange-red divider bar, huge wide orange-red HELL), and the same black T-shirt presentation. Do not change, rewrite, shorten, add, remove, or rearrange any wording. Create a highly photorealistic 30-year-old American man with a bright smile and laugh lines in a realistic American setting at a condo board meeting. The person is raising a hand. Natural age-appropriate appearance, realistic skin texture, authentic hair, natural facial expression, realistic black cotton T-shirt with visible fabric weave and natural folds. The T-shirt and its graphic are the MAIN FOCUS. Keep the entire front design clearly visible, centered, sharp and readable. Real-life commercial lifestyle photography, natural lighting, realistic background, subtle depth of field, believable American environment, authentic camera perspective. IMAGE SIZE: 9:16 VERTICAL. No text anywhere except the shirt print itself: no logo, no watermark, no QR code, no altered typography, no additional graphic.</w:t>
       </w:r>
     </w:p>
     <w:p>
@@ -7194,7 +7194,7 @@
         <w:t xml:space="preserve">VIDEO PROMPT: </w:t>
       </w:r>
       <w:r>
-        <w:t>Create a 10-second photorealistic 9:16 vertical USA lifestyle Reel that looks like genuine footage captured by a real person on a modern smartphone camera, not an AI-generated video. You MUST use the attached mockup image as the exact T-shirt: the person wears that exact shirt, with the identical graphic, wording, typography, ink colours and layout from the attached image, nothing redrawn or invented. Location: HOA meeting. Main subject: 30-year-old American man with a bright smile and laugh lines wearing the exact T-shirt from the attached mockup image. Preserve the exact printed wording “SERIOUSLY, SOME OF YOU / PEOPLE NEED TO / GO TO CHURCH. / ———— / I DON'T WANT YOU IN / HELL / WITH ME.”. The person is raising a hand. They speak naturally and spend most of the dialogue talking specifically about the T-shirt: “Somebody had to say it. Funny, honest and a little bit holy.” Then they tap the orange HELL and grin. Keep the T-shirt as the visual MAIN FOCUS for most of the 10 seconds. The camera should provide a clear front view of the complete graphic, with natural slight handheld movement and realistic autofocus. The person may gently point to, touch, straighten, or display the shirt while talking about its design, message, bold lettering, joke appeal, or gift value. Use natural American voice, realistic lip sync, authentic body movement, real cotton fabric behavior, natural wrinkles and folds, realistic lighting, and location-appropriate ambient sound. Add soft giggles and a short burst of laughter from people just off-camera. Make it feel like a real lifestyle Reel filmed in America. IMAGE/VIDEO FRAME: 9:16 VERTICAL. No CGI look, no 3D render, no cartoon, no plastic fabric, no artificial smooth movement, no distorted hands, no extra fingers, no altered wording, no added text, no captions or subtitles, no logo, no watermark, no QR code.</w:t>
+        <w:t>Create a 10-second photorealistic 9:16 vertical USA lifestyle Reel that looks like genuine footage captured by a real person on a modern smartphone camera, not an AI-generated video. You MUST use the attached mockup image as the exact T-shirt: the person wears that exact shirt, with the identical graphic, wording, typography, ink colours and layout from the attached image, nothing redrawn or invented. Location: condo board meeting. Main subject: 30-year-old American man with a bright smile and laugh lines wearing the exact T-shirt from the attached mockup image. Preserve the exact printed wording “SERIOUSLY, SOME OF YOU / PEOPLE NEED TO / GO TO CHURCH. / ———— / I DON'T WANT YOU IN / HELL / WITH ME.”. The person is raising a hand. They speak naturally and spend most of the dialogue talking specifically about the T-shirt: “Somebody had to say it. Funny, honest and a little bit holy.” Then they tap the orange HELL and grin. Keep the T-shirt as the visual MAIN FOCUS for most of the 10 seconds. The camera should provide a clear front view of the complete graphic, with natural slight handheld movement and realistic autofocus. The person may gently point to, touch, straighten, or display the shirt while talking about its design, message, bold lettering, joke appeal, or gift value. Use natural American voice, realistic lip sync, authentic body movement, real cotton fabric behavior, natural wrinkles and folds, realistic lighting, and location-appropriate ambient sound. Add soft giggles and a short burst of laughter from people just off-camera. Make it feel like a real lifestyle Reel filmed in America. IMAGE/VIDEO FRAME: 9:16 VERTICAL. No CGI look, no 3D render, no cartoon, no plastic fabric, no artificial smooth movement, no distorted hands, no extra fingers, no altered wording, no added text, no captions or subtitles, no logo, no watermark, no QR code.</w:t>
       </w:r>
     </w:p>
     <w:p>
